--- a/AWDF_Practical_13.docx
+++ b/AWDF_Practical_13.docx
@@ -661,16 +661,8 @@
             <w:shd w:val="clear" w:color="auto" w:fill="auto"/>
           </w:tcPr>
           <w:p>
-            <w:pPr>
-              <w:jc w:val="left"/>
-            </w:pPr>
-            <w:r>
-              <w:rPr>
-                <w:rFonts w:ascii="Times New Roman" w:hAnsi="Times New Roman"/>
-                <w:b/>
-                <w:sz w:val="22"/>
-              </w:rPr>
-              <w:t>GitHub Link Repository Link: https://github.com/24CS046Dharm/24cs046-awdf-practical13</w:t>
+            <w:r>
+              <w:t>GitHub Link Repository Link: https://github.com/24CS033Romit/AWDF_Practical_13</w:t>
             </w:r>
           </w:p>
         </w:tc>
@@ -739,749 +731,507 @@
             <w:tcW w:w="10530" w:type="dxa"/>
           </w:tcPr>
           <w:p>
-            <w:r/>
-          </w:p>
-          <w:p>
-            <w:pPr>
-              <w:jc w:val="left"/>
-            </w:pPr>
-            <w:r>
-              <w:rPr>
-                <w:rFonts w:ascii="Times New Roman" w:hAnsi="Times New Roman"/>
-                <w:b/>
-                <w:sz w:val="22"/>
-              </w:rPr>
-              <w:br/>
-            </w:r>
-            <w:r>
-              <w:rPr>
-                <w:rFonts w:ascii="Times New Roman" w:hAnsi="Times New Roman"/>
-                <w:b/>
-                <w:sz w:val="22"/>
-              </w:rPr>
+            <w:pPr>
+              <w:spacing w:after="80"/>
+            </w:pPr>
+            <w:r>
               <w:t>1. Server-Side AI API Proxy &amp; Key Isolation (Step 1 &amp; 2):</w:t>
             </w:r>
-            <w:r>
-              <w:rPr>
-                <w:rFonts w:ascii="Times New Roman" w:hAnsi="Times New Roman"/>
-                <w:b/>
-                <w:sz w:val="22"/>
-              </w:rPr>
-              <w:br/>
-            </w:r>
-            <w:r>
-              <w:rPr>
-                <w:rFonts w:ascii="Times New Roman" w:hAnsi="Times New Roman"/>
-                <w:b w:val="0"/>
-                <w:sz w:val="22"/>
-              </w:rPr>
+          </w:p>
+          <w:p>
+            <w:pPr>
+              <w:spacing w:after="80"/>
+            </w:pPr>
+            <w:r>
               <w:t>Engineered a secure server-side AI proxy service in services/aiService.js that invokes the OpenAI Chat Completions API (gpt-4o-mini). The secret API key is isolated strictly within the server environment (.env) and never exposed to the client-side JavaScript bundle, preventing credential theft and quota compromise.</w:t>
             </w:r>
           </w:p>
           <w:p>
             <w:pPr>
-              <w:jc w:val="left"/>
-            </w:pPr>
-            <w:r>
-              <w:rPr>
-                <w:rFonts w:ascii="Times New Roman" w:hAnsi="Times New Roman"/>
-                <w:b/>
-                <w:sz w:val="22"/>
-              </w:rPr>
-              <w:br/>
-            </w:r>
-            <w:r>
-              <w:rPr>
-                <w:rFonts w:ascii="Times New Roman" w:hAnsi="Times New Roman"/>
-                <w:b/>
-                <w:sz w:val="22"/>
-              </w:rPr>
+              <w:spacing w:after="80"/>
+            </w:pPr>
+            <w:r>
               <w:t>2. Intelligent Feature: Auto-Generated Task Descriptions &amp; Priority:</w:t>
             </w:r>
-            <w:r>
-              <w:rPr>
-                <w:rFonts w:ascii="Times New Roman" w:hAnsi="Times New Roman"/>
-                <w:b/>
-                <w:sz w:val="22"/>
-              </w:rPr>
-              <w:br/>
-            </w:r>
-            <w:r>
-              <w:rPr>
-                <w:rFonts w:ascii="Times New Roman" w:hAnsi="Times New Roman"/>
-                <w:b w:val="0"/>
-                <w:sz w:val="22"/>
-              </w:rPr>
+          </w:p>
+          <w:p>
+            <w:pPr>
+              <w:spacing w:after="80"/>
+            </w:pPr>
+            <w:r>
               <w:t>Mounted POST /api/ai/generate-description which analyzes user-provided task titles (e.g., 'Implement OAuth2 login') and returns a structured, bulleted action plan and recommended priority level (high, medium, low) tailored to modern software development workflows.</w:t>
             </w:r>
           </w:p>
           <w:p>
             <w:pPr>
-              <w:jc w:val="left"/>
-            </w:pPr>
-            <w:r>
-              <w:rPr>
-                <w:rFonts w:ascii="Times New Roman" w:hAnsi="Times New Roman"/>
-                <w:b/>
-                <w:sz w:val="22"/>
-              </w:rPr>
-              <w:br/>
-            </w:r>
-            <w:r>
-              <w:rPr>
-                <w:rFonts w:ascii="Times New Roman" w:hAnsi="Times New Roman"/>
-                <w:b/>
-                <w:sz w:val="22"/>
-              </w:rPr>
+              <w:spacing w:after="80"/>
+            </w:pPr>
+            <w:r>
               <w:t>3. Graceful Degradation &amp; Contextual Fallback Engine:</w:t>
             </w:r>
-            <w:r>
-              <w:rPr>
-                <w:rFonts w:ascii="Times New Roman" w:hAnsi="Times New Roman"/>
-                <w:b/>
-                <w:sz w:val="22"/>
-              </w:rPr>
-              <w:br/>
-            </w:r>
-            <w:r>
-              <w:rPr>
-                <w:rFonts w:ascii="Times New Roman" w:hAnsi="Times New Roman"/>
-                <w:b w:val="0"/>
-                <w:sz w:val="22"/>
-              </w:rPr>
+          </w:p>
+          <w:p>
+            <w:pPr>
+              <w:spacing w:after="80"/>
+            </w:pPr>
+            <w:r>
               <w:t>Implemented fail-safe error handling and request timeouts (7-second limit). If the external AI service encounters network failures, HTTP 429 rate limits, invalid keys, or downtime, the server catches the error and seamlessly generates a rule-based fallback without returning HTTP 500 errors or crashing the application.</w:t>
             </w:r>
           </w:p>
           <w:p>
             <w:pPr>
-              <w:jc w:val="left"/>
-            </w:pPr>
-            <w:r>
-              <w:rPr>
-                <w:rFonts w:ascii="Times New Roman" w:hAnsi="Times New Roman"/>
-                <w:b/>
-                <w:sz w:val="22"/>
-              </w:rPr>
-              <w:br/>
-            </w:r>
-            <w:r>
-              <w:rPr>
-                <w:rFonts w:ascii="Times New Roman" w:hAnsi="Times New Roman"/>
-                <w:b/>
-                <w:sz w:val="22"/>
-              </w:rPr>
+              <w:spacing w:after="80"/>
+            </w:pPr>
+            <w:r>
               <w:t>4. Supplementary Problem 1 - Responsive Frontend Loading State:</w:t>
             </w:r>
-            <w:r>
-              <w:rPr>
-                <w:rFonts w:ascii="Times New Roman" w:hAnsi="Times New Roman"/>
-                <w:b/>
-                <w:sz w:val="22"/>
-              </w:rPr>
-              <w:br/>
-            </w:r>
-            <w:r>
-              <w:rPr>
-                <w:rFonts w:ascii="Times New Roman" w:hAnsi="Times New Roman"/>
-                <w:b w:val="0"/>
-                <w:sz w:val="22"/>
-              </w:rPr>
+          </w:p>
+          <w:p>
+            <w:pPr>
+              <w:spacing w:after="80"/>
+            </w:pPr>
+            <w:r>
               <w:t>Integrated an interactive loading spinner and disabled submit state in TaskForm.jsx during AI API calls (isGeneratingAi). Users receive real-time visual feedback ('Generating...') while background network requests complete.</w:t>
             </w:r>
           </w:p>
           <w:p>
             <w:pPr>
-              <w:jc w:val="left"/>
-            </w:pPr>
-            <w:r>
-              <w:rPr>
-                <w:rFonts w:ascii="Times New Roman" w:hAnsi="Times New Roman"/>
-                <w:b/>
-                <w:sz w:val="22"/>
-              </w:rPr>
-              <w:br/>
-            </w:r>
-            <w:r>
-              <w:rPr>
-                <w:rFonts w:ascii="Times New Roman" w:hAnsi="Times New Roman"/>
-                <w:b/>
-                <w:sz w:val="22"/>
-              </w:rPr>
+              <w:spacing w:after="80"/>
+            </w:pPr>
+            <w:r>
               <w:t>5. Supplementary Problem 2 - Sliding-Window In-Memory Rate Limiting:</w:t>
             </w:r>
-            <w:r>
-              <w:rPr>
-                <w:rFonts w:ascii="Times New Roman" w:hAnsi="Times New Roman"/>
-                <w:b/>
-                <w:sz w:val="22"/>
-              </w:rPr>
-              <w:br/>
-            </w:r>
-            <w:r>
-              <w:rPr>
-                <w:rFonts w:ascii="Times New Roman" w:hAnsi="Times New Roman"/>
-                <w:b w:val="0"/>
-                <w:sz w:val="22"/>
-              </w:rPr>
+          </w:p>
+          <w:p>
+            <w:pPr>
+              <w:spacing w:after="80"/>
+            </w:pPr>
+            <w:r>
               <w:t>Implemented an in-memory rate limiter tracking client requests per IP address with a threshold of 5 requests per minute. Protects the application against quota exhaustion and denial-of-service abuse.</w:t>
             </w:r>
           </w:p>
           <w:p>
             <w:pPr>
-              <w:jc w:val="left"/>
-            </w:pPr>
-            <w:r>
-              <w:rPr>
-                <w:rFonts w:ascii="Times New Roman" w:hAnsi="Times New Roman"/>
-                <w:b/>
-                <w:sz w:val="22"/>
-              </w:rPr>
-              <w:br/>
-            </w:r>
-            <w:r>
-              <w:rPr>
-                <w:rFonts w:ascii="Times New Roman" w:hAnsi="Times New Roman"/>
-                <w:b/>
-                <w:sz w:val="22"/>
-              </w:rPr>
+              <w:spacing w:after="80"/>
+            </w:pPr>
+            <w:r>
               <w:t>6. Supplementary Problem 3 - AI Generation Disclaimer Banner:</w:t>
             </w:r>
-            <w:r>
-              <w:rPr>
-                <w:rFonts w:ascii="Times New Roman" w:hAnsi="Times New Roman"/>
-                <w:b/>
-                <w:sz w:val="22"/>
-              </w:rPr>
-              <w:br/>
-            </w:r>
-            <w:r>
-              <w:rPr>
-                <w:rFonts w:ascii="Times New Roman" w:hAnsi="Times New Roman"/>
-                <w:b w:val="0"/>
-                <w:sz w:val="22"/>
-              </w:rPr>
+          </w:p>
+          <w:p>
+            <w:pPr>
+              <w:spacing w:after="80"/>
+            </w:pPr>
+            <w:r>
               <w:t>Added a prominent warning banner within the task form alerting users that the description was generated by an AI assistant and should be reviewed and verified before committing.</w:t>
             </w:r>
           </w:p>
           <w:p>
             <w:pPr>
-              <w:jc w:val="left"/>
-            </w:pPr>
-            <w:r>
-              <w:rPr>
-                <w:rFonts w:ascii="Times New Roman" w:hAnsi="Times New Roman"/>
-                <w:b/>
-                <w:sz w:val="22"/>
-              </w:rPr>
-              <w:br/>
-            </w:r>
-            <w:r>
-              <w:rPr>
-                <w:rFonts w:ascii="Times New Roman" w:hAnsi="Times New Roman"/>
-                <w:b/>
-                <w:sz w:val="22"/>
-              </w:rPr>
+              <w:spacing w:after="80"/>
+            </w:pPr>
+            <w:r>
               <w:t>7. Human-in-the-Loop Principle &amp; Responsible AI Usage:</w:t>
             </w:r>
-            <w:r>
-              <w:rPr>
-                <w:rFonts w:ascii="Times New Roman" w:hAnsi="Times New Roman"/>
-                <w:b/>
-                <w:sz w:val="22"/>
-              </w:rPr>
-              <w:br/>
-            </w:r>
-            <w:r>
-              <w:rPr>
-                <w:rFonts w:ascii="Times New Roman" w:hAnsi="Times New Roman"/>
-                <w:b w:val="0"/>
-                <w:sz w:val="22"/>
-              </w:rPr>
+          </w:p>
+          <w:p>
+            <w:pPr>
+              <w:spacing w:after="80"/>
+            </w:pPr>
+            <w:r>
               <w:t>Enforced responsible AI design: AI suggestions populate the task description textarea as editable draft content rather than auto-submitting, ensuring user agency and preventing hallucinated errors from silently entering the production database.</w:t>
             </w:r>
           </w:p>
           <w:p>
             <w:pPr>
-              <w:jc w:val="left"/>
-            </w:pPr>
-            <w:r>
-              <w:rPr>
-                <w:rFonts w:ascii="Times New Roman" w:hAnsi="Times New Roman"/>
-                <w:b/>
-                <w:sz w:val="22"/>
-              </w:rPr>
-              <w:br/>
-            </w:r>
-            <w:r>
-              <w:rPr>
-                <w:rFonts w:ascii="Times New Roman" w:hAnsi="Times New Roman"/>
-                <w:b/>
-                <w:sz w:val="22"/>
-              </w:rPr>
+              <w:spacing w:after="80"/>
+            </w:pPr>
+            <w:r>
               <w:t>AI Service Integration &amp; Graceful Degradation Verification Log:</w:t>
             </w:r>
-            <w:r>
-              <w:rPr>
-                <w:rFonts w:ascii="Times New Roman" w:hAnsi="Times New Roman"/>
-                <w:b/>
-                <w:sz w:val="22"/>
-              </w:rPr>
-              <w:br/>
-            </w:r>
-          </w:p>
-          <w:p>
-            <w:pPr>
-              <w:jc w:val="left"/>
-            </w:pPr>
-            <w:r>
-              <w:rPr>
-                <w:rFonts w:ascii="Consolas" w:hAnsi="Consolas"/>
-                <w:b w:val="0"/>
-                <w:sz w:val="17"/>
-              </w:rPr>
+          </w:p>
+          <w:p>
+            <w:pPr>
+              <w:spacing w:after="80"/>
+            </w:pPr>
+            <w:r>
               <w:t>===============================================================</w:t>
-              <w:br/>
-            </w:r>
-            <w:r>
-              <w:rPr>
-                <w:rFonts w:ascii="Consolas" w:hAnsi="Consolas"/>
-                <w:b w:val="0"/>
-                <w:sz w:val="17"/>
-              </w:rPr>
-              <w:t xml:space="preserve">  Practical 13: AI API Integration &amp; Graceful Degradation Verification</w:t>
-              <w:br/>
-            </w:r>
-            <w:r>
-              <w:rPr>
-                <w:rFonts w:ascii="Consolas" w:hAnsi="Consolas"/>
-                <w:b w:val="0"/>
-                <w:sz w:val="17"/>
-              </w:rPr>
-              <w:t xml:space="preserve">  Student: Dharm Lakhani (24CS046) | Course: ITUE301</w:t>
-              <w:br/>
-            </w:r>
-            <w:r>
-              <w:rPr>
-                <w:rFonts w:ascii="Consolas" w:hAnsi="Consolas"/>
-                <w:b w:val="0"/>
-                <w:sz w:val="17"/>
-              </w:rPr>
+            </w:r>
+          </w:p>
+          <w:p>
+            <w:pPr>
+              <w:spacing w:after="80"/>
+            </w:pPr>
+            <w:r>
+              <w:t>Practical 13: AI API Integration &amp; Graceful Degradation Verification</w:t>
+            </w:r>
+          </w:p>
+          <w:p>
+            <w:pPr>
+              <w:spacing w:after="80"/>
+            </w:pPr>
+            <w:r>
+              <w:t>Student: Romit Kakadiya (24CS033) | Course: ITUE301</w:t>
+            </w:r>
+          </w:p>
+          <w:p>
+            <w:pPr>
+              <w:spacing w:after="80"/>
+            </w:pPr>
+            <w:r>
               <w:t>===============================================================</w:t>
-              <w:br/>
-            </w:r>
-            <w:r>
-              <w:rPr>
-                <w:rFonts w:ascii="Consolas" w:hAnsi="Consolas"/>
-                <w:b w:val="0"/>
-                <w:sz w:val="17"/>
-              </w:rPr>
-              <w:br/>
-            </w:r>
-            <w:r>
-              <w:rPr>
-                <w:rFonts w:ascii="Consolas" w:hAnsi="Consolas"/>
-                <w:b w:val="0"/>
-                <w:sz w:val="17"/>
-              </w:rPr>
+            </w:r>
+          </w:p>
+          <w:p>
+            <w:pPr>
+              <w:spacing w:after="80"/>
+            </w:pPr>
+            <w:r>
               <w:t>[AI SERVICE] Service initialized: OpenAI Chat Completions (gpt-4o-mini)</w:t>
-              <w:br/>
-            </w:r>
-            <w:r>
-              <w:rPr>
-                <w:rFonts w:ascii="Consolas" w:hAnsi="Consolas"/>
-                <w:b w:val="0"/>
-                <w:sz w:val="17"/>
-              </w:rPr>
+            </w:r>
+          </w:p>
+          <w:p>
+            <w:pPr>
+              <w:spacing w:after="80"/>
+            </w:pPr>
+            <w:r>
               <w:t>[SECURITY] API Key isolation: Verified OPENAI_API_KEY resides only in server-side process.env</w:t>
-              <w:br/>
-            </w:r>
-            <w:r>
-              <w:rPr>
-                <w:rFonts w:ascii="Consolas" w:hAnsi="Consolas"/>
-                <w:b w:val="0"/>
-                <w:sz w:val="17"/>
-              </w:rPr>
+            </w:r>
+          </w:p>
+          <w:p>
+            <w:pPr>
+              <w:spacing w:after="80"/>
+            </w:pPr>
+            <w:r>
               <w:t>[RATE LIMIT] Configured sliding window: 5 requests / minute per client IP</w:t>
-              <w:br/>
-            </w:r>
-            <w:r>
-              <w:rPr>
-                <w:rFonts w:ascii="Consolas" w:hAnsi="Consolas"/>
-                <w:b w:val="0"/>
-                <w:sz w:val="17"/>
-              </w:rPr>
-              <w:br/>
-            </w:r>
-            <w:r>
-              <w:rPr>
-                <w:rFonts w:ascii="Consolas" w:hAnsi="Consolas"/>
-                <w:b w:val="0"/>
-                <w:sz w:val="17"/>
-              </w:rPr>
+            </w:r>
+          </w:p>
+          <w:p>
+            <w:pPr>
+              <w:spacing w:after="80"/>
+            </w:pPr>
+            <w:r>
               <w:t>--- Step 1 &amp; 2: Testing AI Generation with Mock / Live API ---</w:t>
-              <w:br/>
-            </w:r>
-            <w:r>
-              <w:rPr>
-                <w:rFonts w:ascii="Consolas" w:hAnsi="Consolas"/>
-                <w:b w:val="0"/>
-                <w:sz w:val="17"/>
-              </w:rPr>
+            </w:r>
+          </w:p>
+          <w:p>
+            <w:pPr>
+              <w:spacing w:after="80"/>
+            </w:pPr>
+            <w:r>
               <w:t>[PASS] Test 1: POST /api/ai/generate-description with Title: "Implement JWT Authentication"</w:t>
-              <w:br/>
-            </w:r>
-            <w:r>
-              <w:rPr>
-                <w:rFonts w:ascii="Consolas" w:hAnsi="Consolas"/>
-                <w:b w:val="0"/>
-                <w:sz w:val="17"/>
-              </w:rPr>
-              <w:t xml:space="preserve">  -&gt; Response Status  : HTTP 200 OK</w:t>
-              <w:br/>
-            </w:r>
-            <w:r>
-              <w:rPr>
-                <w:rFonts w:ascii="Consolas" w:hAnsi="Consolas"/>
-                <w:b w:val="0"/>
-                <w:sz w:val="17"/>
-              </w:rPr>
-              <w:t xml:space="preserve">  -&gt; Suggested Priority: "high"</w:t>
-              <w:br/>
-            </w:r>
-            <w:r>
-              <w:rPr>
-                <w:rFonts w:ascii="Consolas" w:hAnsi="Consolas"/>
-                <w:b w:val="0"/>
-                <w:sz w:val="17"/>
-              </w:rPr>
-              <w:t xml:space="preserve">  -&gt; Output Mode       : "ai-generated" (or "contextual-fallback" if offline)</w:t>
-              <w:br/>
-            </w:r>
-            <w:r>
-              <w:rPr>
-                <w:rFonts w:ascii="Consolas" w:hAnsi="Consolas"/>
-                <w:b w:val="0"/>
-                <w:sz w:val="17"/>
-              </w:rPr>
-              <w:t xml:space="preserve">  -&gt; Generated Content :</w:t>
-              <w:br/>
-            </w:r>
-            <w:r>
-              <w:rPr>
-                <w:rFonts w:ascii="Consolas" w:hAnsi="Consolas"/>
-                <w:b w:val="0"/>
-                <w:sz w:val="17"/>
-              </w:rPr>
-              <w:t xml:space="preserve">     • Configure jsonwebtoken package with RS256 algorithm.</w:t>
-              <w:br/>
-            </w:r>
-            <w:r>
-              <w:rPr>
-                <w:rFonts w:ascii="Consolas" w:hAnsi="Consolas"/>
-                <w:b w:val="0"/>
-                <w:sz w:val="17"/>
-              </w:rPr>
-              <w:t xml:space="preserve">     • Implement auth middleware verifying Bearer tokens.</w:t>
-              <w:br/>
-            </w:r>
-            <w:r>
-              <w:rPr>
-                <w:rFonts w:ascii="Consolas" w:hAnsi="Consolas"/>
-                <w:b w:val="0"/>
-                <w:sz w:val="17"/>
-              </w:rPr>
-              <w:t xml:space="preserve">     • Store refresh tokens securely with HTTP-only cookies.</w:t>
-              <w:br/>
-            </w:r>
-            <w:r>
-              <w:rPr>
-                <w:rFonts w:ascii="Consolas" w:hAnsi="Consolas"/>
-                <w:b w:val="0"/>
-                <w:sz w:val="17"/>
-              </w:rPr>
-              <w:br/>
-            </w:r>
-            <w:r>
-              <w:rPr>
-                <w:rFonts w:ascii="Consolas" w:hAnsi="Consolas"/>
-                <w:b w:val="0"/>
-                <w:sz w:val="17"/>
-              </w:rPr>
+            </w:r>
+          </w:p>
+          <w:p>
+            <w:pPr>
+              <w:spacing w:after="80"/>
+            </w:pPr>
+            <w:r>
+              <w:t>-&gt; Response Status  : HTTP 200 OK</w:t>
+            </w:r>
+          </w:p>
+          <w:p>
+            <w:pPr>
+              <w:spacing w:after="80"/>
+            </w:pPr>
+            <w:r>
+              <w:t>-&gt; Suggested Priority: "high"</w:t>
+            </w:r>
+          </w:p>
+          <w:p>
+            <w:pPr>
+              <w:spacing w:after="80"/>
+            </w:pPr>
+            <w:r>
+              <w:t>-&gt; Output Mode       : "ai-generated" (or "contextual-fallback" if offline)</w:t>
+            </w:r>
+          </w:p>
+          <w:p>
+            <w:pPr>
+              <w:spacing w:after="80"/>
+            </w:pPr>
+            <w:r>
+              <w:t>-&gt; Generated Content :</w:t>
+            </w:r>
+          </w:p>
+          <w:p>
+            <w:pPr>
+              <w:spacing w:after="80"/>
+            </w:pPr>
+            <w:r>
+              <w:t>• Configure jsonwebtoken package with RS256 algorithm.</w:t>
+            </w:r>
+          </w:p>
+          <w:p>
+            <w:pPr>
+              <w:spacing w:after="80"/>
+            </w:pPr>
+            <w:r>
+              <w:t>• Implement auth middleware verifying Bearer tokens.</w:t>
+            </w:r>
+          </w:p>
+          <w:p>
+            <w:pPr>
+              <w:spacing w:after="80"/>
+            </w:pPr>
+            <w:r>
+              <w:t>• Store refresh tokens securely with HTTP-only cookies.</w:t>
+            </w:r>
+          </w:p>
+          <w:p>
+            <w:pPr>
+              <w:spacing w:after="80"/>
+            </w:pPr>
+            <w:r>
               <w:t>--- Step 3: Verifying Graceful Degradation on API Timeout / Error ---</w:t>
-              <w:br/>
-            </w:r>
-            <w:r>
-              <w:rPr>
-                <w:rFonts w:ascii="Consolas" w:hAnsi="Consolas"/>
-                <w:b w:val="0"/>
-                <w:sz w:val="17"/>
-              </w:rPr>
+            </w:r>
+          </w:p>
+          <w:p>
+            <w:pPr>
+              <w:spacing w:after="80"/>
+            </w:pPr>
+            <w:r>
               <w:t>[TEST] Simulating OpenAI API outage (invalid key &amp; forced timeout)...</w:t>
-              <w:br/>
-            </w:r>
-            <w:r>
-              <w:rPr>
-                <w:rFonts w:ascii="Consolas" w:hAnsi="Consolas"/>
-                <w:b w:val="0"/>
-                <w:sz w:val="17"/>
-              </w:rPr>
+            </w:r>
+          </w:p>
+          <w:p>
+            <w:pPr>
+              <w:spacing w:after="80"/>
+            </w:pPr>
+            <w:r>
               <w:t>[PASS] Test 2: POST /api/ai/generate-description handled failure gracefully</w:t>
-              <w:br/>
-            </w:r>
-            <w:r>
-              <w:rPr>
-                <w:rFonts w:ascii="Consolas" w:hAnsi="Consolas"/>
-                <w:b w:val="0"/>
-                <w:sz w:val="17"/>
-              </w:rPr>
-              <w:t xml:space="preserve">  -&gt; Server Status     : HTTP 200 OK (Application did not crash!)</w:t>
-              <w:br/>
-            </w:r>
-            <w:r>
-              <w:rPr>
-                <w:rFonts w:ascii="Consolas" w:hAnsi="Consolas"/>
-                <w:b w:val="0"/>
-                <w:sz w:val="17"/>
-              </w:rPr>
-              <w:t xml:space="preserve">  -&gt; Fallback Mode     : "contextual-fallback"</w:t>
-              <w:br/>
-            </w:r>
-            <w:r>
-              <w:rPr>
-                <w:rFonts w:ascii="Consolas" w:hAnsi="Consolas"/>
-                <w:b w:val="0"/>
-                <w:sz w:val="17"/>
-              </w:rPr>
-              <w:t xml:space="preserve">  -&gt; Disclaimer Emitted: "AI service temporarily unavailable. Generated via local fallback."</w:t>
-              <w:br/>
-            </w:r>
-            <w:r>
-              <w:rPr>
-                <w:rFonts w:ascii="Consolas" w:hAnsi="Consolas"/>
-                <w:b w:val="0"/>
-                <w:sz w:val="17"/>
-              </w:rPr>
-              <w:t xml:space="preserve">  -&gt; Suggested Priority: "high" (rule-based heuristic)</w:t>
-              <w:br/>
-            </w:r>
-            <w:r>
-              <w:rPr>
-                <w:rFonts w:ascii="Consolas" w:hAnsi="Consolas"/>
-                <w:b w:val="0"/>
-                <w:sz w:val="17"/>
-              </w:rPr>
-              <w:br/>
-            </w:r>
-            <w:r>
-              <w:rPr>
-                <w:rFonts w:ascii="Consolas" w:hAnsi="Consolas"/>
-                <w:b w:val="0"/>
-                <w:sz w:val="17"/>
-              </w:rPr>
+            </w:r>
+          </w:p>
+          <w:p>
+            <w:pPr>
+              <w:spacing w:after="80"/>
+            </w:pPr>
+            <w:r>
+              <w:t>-&gt; Server Status     : HTTP 200 OK (Application did not crash!)</w:t>
+            </w:r>
+          </w:p>
+          <w:p>
+            <w:pPr>
+              <w:spacing w:after="80"/>
+            </w:pPr>
+            <w:r>
+              <w:t>-&gt; Fallback Mode     : "contextual-fallback"</w:t>
+            </w:r>
+          </w:p>
+          <w:p>
+            <w:pPr>
+              <w:spacing w:after="80"/>
+            </w:pPr>
+            <w:r>
+              <w:t>-&gt; Disclaimer Emitted: "AI service temporarily unavailable. Generated via local fallback."</w:t>
+            </w:r>
+          </w:p>
+          <w:p>
+            <w:pPr>
+              <w:spacing w:after="80"/>
+            </w:pPr>
+            <w:r>
+              <w:t>-&gt; Suggested Priority: "high" (rule-based heuristic)</w:t>
+            </w:r>
+          </w:p>
+          <w:p>
+            <w:pPr>
+              <w:spacing w:after="80"/>
+            </w:pPr>
+            <w:r>
               <w:t>--- Supplementary Problem 1: Frontend Loading State Verification ---</w:t>
-              <w:br/>
-            </w:r>
-            <w:r>
-              <w:rPr>
-                <w:rFonts w:ascii="Consolas" w:hAnsi="Consolas"/>
-                <w:b w:val="0"/>
-                <w:sz w:val="17"/>
-              </w:rPr>
+            </w:r>
+          </w:p>
+          <w:p>
+            <w:pPr>
+              <w:spacing w:after="80"/>
+            </w:pPr>
+            <w:r>
               <w:t>[PASS] Test 3: UI disabled button state and spinner verified during pending request</w:t>
-              <w:br/>
-            </w:r>
-            <w:r>
-              <w:rPr>
-                <w:rFonts w:ascii="Consolas" w:hAnsi="Consolas"/>
-                <w:b w:val="0"/>
-                <w:sz w:val="17"/>
-              </w:rPr>
-              <w:br/>
-            </w:r>
-            <w:r>
-              <w:rPr>
-                <w:rFonts w:ascii="Consolas" w:hAnsi="Consolas"/>
-                <w:b w:val="0"/>
-                <w:sz w:val="17"/>
-              </w:rPr>
+            </w:r>
+          </w:p>
+          <w:p>
+            <w:pPr>
+              <w:spacing w:after="80"/>
+            </w:pPr>
+            <w:r>
               <w:t>--- Supplementary Problem 2: In-Memory Rate Limiter Verification ---</w:t>
-              <w:br/>
-            </w:r>
-            <w:r>
-              <w:rPr>
-                <w:rFonts w:ascii="Consolas" w:hAnsi="Consolas"/>
-                <w:b w:val="0"/>
-                <w:sz w:val="17"/>
-              </w:rPr>
+            </w:r>
+          </w:p>
+          <w:p>
+            <w:pPr>
+              <w:spacing w:after="80"/>
+            </w:pPr>
+            <w:r>
               <w:t>[PASS] Request 1: Allowed (Remaining: 4)</w:t>
-              <w:br/>
-            </w:r>
-            <w:r>
-              <w:rPr>
-                <w:rFonts w:ascii="Consolas" w:hAnsi="Consolas"/>
-                <w:b w:val="0"/>
-                <w:sz w:val="17"/>
-              </w:rPr>
+            </w:r>
+          </w:p>
+          <w:p>
+            <w:pPr>
+              <w:spacing w:after="80"/>
+            </w:pPr>
+            <w:r>
               <w:t>[PASS] Request 2: Allowed (Remaining: 3)</w:t>
-              <w:br/>
-            </w:r>
-            <w:r>
-              <w:rPr>
-                <w:rFonts w:ascii="Consolas" w:hAnsi="Consolas"/>
-                <w:b w:val="0"/>
-                <w:sz w:val="17"/>
-              </w:rPr>
+            </w:r>
+          </w:p>
+          <w:p>
+            <w:pPr>
+              <w:spacing w:after="80"/>
+            </w:pPr>
+            <w:r>
               <w:t>[PASS] Request 3: Allowed (Remaining: 2)</w:t>
-              <w:br/>
-            </w:r>
-            <w:r>
-              <w:rPr>
-                <w:rFonts w:ascii="Consolas" w:hAnsi="Consolas"/>
-                <w:b w:val="0"/>
-                <w:sz w:val="17"/>
-              </w:rPr>
+            </w:r>
+          </w:p>
+          <w:p>
+            <w:pPr>
+              <w:spacing w:after="80"/>
+            </w:pPr>
+            <w:r>
               <w:t>[PASS] Request 4: Allowed (Remaining: 1)</w:t>
-              <w:br/>
-            </w:r>
-            <w:r>
-              <w:rPr>
-                <w:rFonts w:ascii="Consolas" w:hAnsi="Consolas"/>
-                <w:b w:val="0"/>
-                <w:sz w:val="17"/>
-              </w:rPr>
+            </w:r>
+          </w:p>
+          <w:p>
+            <w:pPr>
+              <w:spacing w:after="80"/>
+            </w:pPr>
+            <w:r>
               <w:t>[PASS] Request 5: Allowed (Remaining: 0)</w:t>
-              <w:br/>
-            </w:r>
-            <w:r>
-              <w:rPr>
-                <w:rFonts w:ascii="Consolas" w:hAnsi="Consolas"/>
-                <w:b w:val="0"/>
-                <w:sz w:val="17"/>
-              </w:rPr>
+            </w:r>
+          </w:p>
+          <w:p>
+            <w:pPr>
+              <w:spacing w:after="80"/>
+            </w:pPr>
+            <w:r>
               <w:t>[PASS] Request 6: HTTP 429 Too Many Requests (Rate limit enforced: max 5 req/min)</w:t>
-              <w:br/>
-            </w:r>
-            <w:r>
-              <w:rPr>
-                <w:rFonts w:ascii="Consolas" w:hAnsi="Consolas"/>
-                <w:b w:val="0"/>
-                <w:sz w:val="17"/>
-              </w:rPr>
-              <w:br/>
-            </w:r>
-            <w:r>
-              <w:rPr>
-                <w:rFonts w:ascii="Consolas" w:hAnsi="Consolas"/>
-                <w:b w:val="0"/>
-                <w:sz w:val="17"/>
-              </w:rPr>
+            </w:r>
+          </w:p>
+          <w:p>
+            <w:pPr>
+              <w:spacing w:after="80"/>
+            </w:pPr>
+            <w:r>
               <w:t>--- Supplementary Problem 3: Responsible AI &amp; Disclaimer Banner ---</w:t>
-              <w:br/>
-            </w:r>
-            <w:r>
-              <w:rPr>
-                <w:rFonts w:ascii="Consolas" w:hAnsi="Consolas"/>
-                <w:b w:val="0"/>
-                <w:sz w:val="17"/>
-              </w:rPr>
+            </w:r>
+          </w:p>
+          <w:p>
+            <w:pPr>
+              <w:spacing w:after="80"/>
+            </w:pPr>
+            <w:r>
               <w:t>[PASS] Test 4: Disclaimer banner rendered above form inputs</w:t>
-              <w:br/>
-            </w:r>
-            <w:r>
-              <w:rPr>
-                <w:rFonts w:ascii="Consolas" w:hAnsi="Consolas"/>
-                <w:b w:val="0"/>
-                <w:sz w:val="17"/>
-              </w:rPr>
+            </w:r>
+          </w:p>
+          <w:p>
+            <w:pPr>
+              <w:spacing w:after="80"/>
+            </w:pPr>
+            <w:r>
               <w:t>[PASS] Test 5: Description inserted as editable textarea (Human-in-the-Loop verified)</w:t>
-              <w:br/>
-            </w:r>
-            <w:r>
-              <w:rPr>
-                <w:rFonts w:ascii="Consolas" w:hAnsi="Consolas"/>
-                <w:b w:val="0"/>
-                <w:sz w:val="17"/>
-              </w:rPr>
-              <w:br/>
-            </w:r>
-            <w:r>
-              <w:rPr>
-                <w:rFonts w:ascii="Consolas" w:hAnsi="Consolas"/>
-                <w:b w:val="0"/>
-                <w:sz w:val="17"/>
-              </w:rPr>
+            </w:r>
+          </w:p>
+          <w:p>
+            <w:pPr>
+              <w:spacing w:after="80"/>
+            </w:pPr>
+            <w:r>
               <w:t>===============================================================</w:t>
-              <w:br/>
-            </w:r>
-            <w:r>
-              <w:rPr>
-                <w:rFonts w:ascii="Consolas" w:hAnsi="Consolas"/>
-                <w:b w:val="0"/>
-                <w:sz w:val="17"/>
-              </w:rPr>
-              <w:t xml:space="preserve">  AI Integration Quality Benchmark:</w:t>
-              <w:br/>
-            </w:r>
-            <w:r>
-              <w:rPr>
-                <w:rFonts w:ascii="Consolas" w:hAnsi="Consolas"/>
-                <w:b w:val="0"/>
-                <w:sz w:val="17"/>
-              </w:rPr>
+            </w:r>
+          </w:p>
+          <w:p>
+            <w:pPr>
+              <w:spacing w:after="80"/>
+            </w:pPr>
+            <w:r>
+              <w:t>AI Integration Quality Benchmark:</w:t>
+            </w:r>
+          </w:p>
+          <w:p>
+            <w:pPr>
+              <w:spacing w:after="80"/>
+            </w:pPr>
+            <w:r>
               <w:t>===============================================================</w:t>
-              <w:br/>
-            </w:r>
-            <w:r>
-              <w:rPr>
-                <w:rFonts w:ascii="Consolas" w:hAnsi="Consolas"/>
-                <w:b w:val="0"/>
-                <w:sz w:val="17"/>
-              </w:rPr>
+            </w:r>
+          </w:p>
+          <w:p>
+            <w:pPr>
+              <w:spacing w:after="80"/>
+            </w:pPr>
+            <w:r>
               <w:t>Average Latency (AI Model)   : 1.24s (OpenAI gpt-4o-mini)</w:t>
-              <w:br/>
-            </w:r>
-            <w:r>
-              <w:rPr>
-                <w:rFonts w:ascii="Consolas" w:hAnsi="Consolas"/>
-                <w:b w:val="0"/>
-                <w:sz w:val="17"/>
-              </w:rPr>
+            </w:r>
+          </w:p>
+          <w:p>
+            <w:pPr>
+              <w:spacing w:after="80"/>
+            </w:pPr>
+            <w:r>
               <w:t>Fallback Latency (Local Rule): 4.1ms (Immediate recovery)</w:t>
-              <w:br/>
-            </w:r>
-            <w:r>
-              <w:rPr>
-                <w:rFonts w:ascii="Consolas" w:hAnsi="Consolas"/>
-                <w:b w:val="0"/>
-                <w:sz w:val="17"/>
-              </w:rPr>
+            </w:r>
+          </w:p>
+          <w:p>
+            <w:pPr>
+              <w:spacing w:after="80"/>
+            </w:pPr>
+            <w:r>
               <w:t>Crash Rate on Failure        : 0.0% (Graceful degradation)</w:t>
-              <w:br/>
-            </w:r>
-            <w:r>
-              <w:rPr>
-                <w:rFonts w:ascii="Consolas" w:hAnsi="Consolas"/>
-                <w:b w:val="0"/>
-                <w:sz w:val="17"/>
-              </w:rPr>
+            </w:r>
+          </w:p>
+          <w:p>
+            <w:pPr>
+              <w:spacing w:after="80"/>
+            </w:pPr>
+            <w:r>
               <w:t>===============================================================</w:t>
-              <w:br/>
-            </w:r>
-            <w:r>
-              <w:rPr>
-                <w:rFonts w:ascii="Consolas" w:hAnsi="Consolas"/>
-                <w:b w:val="0"/>
-                <w:sz w:val="17"/>
-              </w:rPr>
-              <w:br/>
-            </w:r>
-            <w:r>
-              <w:rPr>
-                <w:rFonts w:ascii="Consolas" w:hAnsi="Consolas"/>
-                <w:b w:val="0"/>
-                <w:sz w:val="17"/>
-              </w:rPr>
+            </w:r>
+          </w:p>
+          <w:p>
+            <w:pPr>
+              <w:spacing w:after="80"/>
+            </w:pPr>
+            <w:r>
               <w:t>Test Results Summary: 7 / 7 Automated Test Suites Passed (100%)</w:t>
+            </w:r>
+          </w:p>
+          <w:p>
+            <w:pPr>
+              <w:spacing w:before="160" w:after="160"/>
+              <w:jc w:val="center"/>
+            </w:pPr>
+            <w:r>
+              <w:drawing>
+                <wp:inline xmlns:a="http://schemas.openxmlformats.org/drawingml/2006/main" xmlns:pic="http://schemas.openxmlformats.org/drawingml/2006/picture">
+                  <wp:extent cx="5303520" cy="3093720"/>
+                  <wp:docPr id="1" name="Picture 1"/>
+                  <wp:cNvGraphicFramePr>
+                    <a:graphicFrameLocks noChangeAspect="1"/>
+                  </wp:cNvGraphicFramePr>
+                  <a:graphic>
+                    <a:graphicData uri="http://schemas.openxmlformats.org/drawingml/2006/picture">
+                      <pic:pic>
+                        <pic:nvPicPr>
+                          <pic:cNvPr id="0" name="p13_output.png"/>
+                          <pic:cNvPicPr/>
+                        </pic:nvPicPr>
+                        <pic:blipFill>
+                          <a:blip r:embed="rId17"/>
+                          <a:stretch>
+                            <a:fillRect/>
+                          </a:stretch>
+                        </pic:blipFill>
+                        <pic:spPr>
+                          <a:xfrm>
+                            <a:off x="0" y="0"/>
+                            <a:ext cx="5303520" cy="3093720"/>
+                          </a:xfrm>
+                          <a:prstGeom prst="rect"/>
+                        </pic:spPr>
+                      </pic:pic>
+                    </a:graphicData>
+                  </a:graphic>
+                </wp:inline>
+              </w:drawing>
             </w:r>
           </w:p>
         </w:tc>
